--- a/assets/Ramamoorthy_V_Senior_FullStack_Developer_React_Java.docx
+++ b/assets/Ramamoorthy_V_Senior_FullStack_Developer_React_Java.docx
@@ -2958,10 +2958,6 @@
       <w:pPr>
         <w:spacing w:line="340" w:lineRule="exact"/>
         <w:jc w:val="both"/>
-        <w:rPr>
-          <w:rFonts w:ascii="Calibri" w:eastAsia="BatangChe" w:hAnsi="Calibri" w:cs="Calibri"/>
-          <w:color w:val="000000"/>
-        </w:rPr>
       </w:pPr>
       <w:r>
         <w:rPr>
@@ -2999,6 +2995,44 @@
             <w:rFonts w:ascii="Calibri" w:eastAsia="BatangChe" w:hAnsi="Calibri" w:cs="Calibri"/>
           </w:rPr>
           <w:t>https://www.linkedin.com/in/ramamoorthy-venkataraman-a604861bb/</w:t>
+        </w:r>
+      </w:hyperlink>
+    </w:p>
+    <w:p>
+      <w:pPr>
+        <w:spacing w:line="340" w:lineRule="exact"/>
+        <w:jc w:val="both"/>
+        <w:rPr>
+          <w:rFonts w:asciiTheme="minorHAnsi" w:eastAsia="BatangChe" w:hAnsiTheme="minorHAnsi" w:cstheme="minorHAnsi"/>
+          <w:color w:val="000000"/>
+        </w:rPr>
+      </w:pPr>
+      <w:r>
+        <w:rPr>
+          <w:rFonts w:asciiTheme="minorHAnsi" w:hAnsiTheme="minorHAnsi" w:cstheme="minorHAnsi"/>
+        </w:rPr>
+        <w:t xml:space="preserve">Portfolio </w:t>
+      </w:r>
+      <w:r>
+        <w:rPr>
+          <w:rFonts w:asciiTheme="minorHAnsi" w:hAnsiTheme="minorHAnsi" w:cstheme="minorHAnsi"/>
+        </w:rPr>
+        <w:tab/>
+      </w:r>
+      <w:r>
+        <w:rPr>
+          <w:rFonts w:asciiTheme="minorHAnsi" w:hAnsiTheme="minorHAnsi" w:cstheme="minorHAnsi"/>
+        </w:rPr>
+        <w:tab/>
+        <w:t xml:space="preserve">: </w:t>
+      </w:r>
+      <w:hyperlink r:id="rId8" w:history="1">
+        <w:r>
+          <w:rPr>
+            <w:rStyle w:val="Hyperlink"/>
+            <w:rFonts w:asciiTheme="minorHAnsi" w:hAnsiTheme="minorHAnsi" w:cstheme="minorHAnsi"/>
+          </w:rPr>
+          <w:t>https://ramamoorthy-portfolio.web.app/index.html</w:t>
         </w:r>
       </w:hyperlink>
     </w:p>
@@ -3370,7 +3404,7 @@
         <v:path o:extrusionok="f" gradientshapeok="t" o:connecttype="rect"/>
         <o:lock v:ext="edit" aspectratio="t"/>
       </v:shapetype>
-      <v:shape id="_x0000_i1043" type="#_x0000_t75" style="width:11.4pt;height:11.4pt;visibility:visible;mso-wrap-style:square" o:bullet="t">
+      <v:shape id="_x0000_i1056" type="#_x0000_t75" style="width:11.4pt;height:11.4pt;visibility:visible;mso-wrap-style:square" o:bullet="t">
         <v:imagedata r:id="rId1" o:title=""/>
       </v:shape>
     </w:pict>
@@ -8351,6 +8385,7 @@
   <w:style w:type="character" w:default="1" w:styleId="DefaultParagraphFont">
     <w:name w:val="Default Paragraph Font"/>
     <w:uiPriority w:val="1"/>
+    <w:semiHidden/>
     <w:unhideWhenUsed/>
   </w:style>
   <w:style w:type="table" w:default="1" w:styleId="TableNormal">
